--- a/src/imports/Kelompok 2_Laporan Project Aplikasi BreadSweet.docx
+++ b/src/imports/Kelompok 2_Laporan Project Aplikasi BreadSweet.docx
@@ -2,6 +2,30 @@
 <file path=word/document.xml><?xml version="1.0" encoding="utf-8"?>
 <w:document xmlns:wpc="http://schemas.microsoft.com/office/word/2010/wordprocessingCanvas" xmlns:cx="http://schemas.microsoft.com/office/drawing/2014/chartex" xmlns:cx1="http://schemas.microsoft.com/office/drawing/2015/9/8/chartex" xmlns:cx2="http://schemas.microsoft.com/office/drawing/2015/10/21/chartex" xmlns:cx3="http://schemas.microsoft.com/office/drawing/2016/5/9/chartex" xmlns:cx4="http://schemas.microsoft.com/office/drawing/2016/5/10/chartex" xmlns:cx5="http://schemas.microsoft.com/office/drawing/2016/5/11/chartex" xmlns:cx6="http://schemas.microsoft.com/office/drawing/2016/5/12/chartex" xmlns:cx7="http://schemas.microsoft.com/office/drawing/2016/5/13/chartex" xmlns:cx8="http://schemas.microsoft.com/office/drawing/2016/5/14/chartex" xmlns:mc="http://schemas.openxmlformats.org/markup-compatibility/2006" xmlns:aink="http://schemas.microsoft.com/office/drawing/2016/ink" xmlns:am3d="http://schemas.microsoft.com/office/drawing/2017/model3d" xmlns:o="urn:schemas-microsoft-com:office:office" xmlns:oel="http://schemas.microsoft.com/office/2019/extlst" xmlns:r="http://schemas.openxmlformats.org/officeDocument/2006/relationships" xmlns:m="http://schemas.openxmlformats.org/officeDocument/2006/math" xmlns:v="urn:schemas-microsoft-com:vml" xmlns:wp14="http://schemas.microsoft.com/office/word/2010/wordprocessingDrawing" xmlns:wp="http://schemas.openxmlformats.org/drawingml/2006/wordprocessingDrawing" xmlns:w10="urn:schemas-microsoft-com:office:word" xmlns:w="http://schemas.openxmlformats.org/wordprocessingml/2006/main" xmlns:w14="http://schemas.microsoft.com/office/word/2010/wordml" xmlns:w15="http://schemas.microsoft.com/office/word/2012/wordml" xmlns:w16cex="http://schemas.microsoft.com/office/word/2018/wordml/cex" xmlns:w16cid="http://schemas.microsoft.com/office/word/2016/wordml/cid" xmlns:w16="http://schemas.microsoft.com/office/word/2018/wordml" xmlns:w16du="http://schemas.microsoft.com/office/word/2023/wordml/word16du" xmlns:w16sdtdh="http://schemas.microsoft.com/office/word/2020/wordml/sdtdatahash" xmlns:w16sdtfl="http://schemas.microsoft.com/office/word/2024/wordml/sdtformatlock" xmlns:w16se="http://schemas.microsoft.com/office/word/2015/wordml/symex" xmlns:wpg="http://schemas.microsoft.com/office/word/2010/wordprocessingGroup" xmlns:wpi="http://schemas.microsoft.com/office/word/2010/wordprocessingInk" xmlns:wne="http://schemas.microsoft.com/office/word/2006/wordml" xmlns:wps="http://schemas.microsoft.com/office/word/2010/wordprocessingShape" mc:Ignorable="w14 w15 w16se w16cid w16 w16cex w16sdtdh w16sdtfl w16du wp14">
   <w:body>
+    <w:p>
+      <w:pPr>
+        <w:jc w:val="center"/>
+        <w:rPr>
+          <w:rFonts w:ascii="Times New Roman" w:hAnsi="Times New Roman" w:cs="Times New Roman"/>
+          <w:b/>
+          <w:bCs/>
+          <w:sz w:val="32"/>
+          <w:szCs w:val="32"/>
+          <w:lang w:val="en-US"/>
+        </w:rPr>
+      </w:pPr>
+      <w:r>
+        <w:rPr>
+          <w:rFonts w:ascii="Times New Roman" w:hAnsi="Times New Roman" w:cs="Times New Roman"/>
+          <w:b/>
+          <w:bCs/>
+          <w:sz w:val="32"/>
+          <w:szCs w:val="32"/>
+          <w:lang w:val="en-US"/>
+        </w:rPr>
+        <w:t>MAKALAH</w:t>
+      </w:r>
+    </w:p>
     <w:p>
       <w:pPr>
         <w:jc w:val="center"/>
@@ -199,19 +223,6 @@
           </wp:inline>
         </w:drawing>
       </w:r>
-    </w:p>
-    <w:p>
-      <w:pPr>
-        <w:jc w:val="center"/>
-        <w:rPr>
-          <w:rFonts w:ascii="Times New Roman" w:hAnsi="Times New Roman" w:cs="Times New Roman"/>
-          <w:b/>
-          <w:bCs/>
-          <w:sz w:val="32"/>
-          <w:szCs w:val="32"/>
-          <w:lang w:val="en-US"/>
-        </w:rPr>
-      </w:pPr>
     </w:p>
     <w:p>
       <w:pPr>
@@ -6803,33 +6814,7 @@
           <w:lang w:eastAsia="id-ID"/>
           <w14:ligatures w14:val="none"/>
         </w:rPr>
-        <w:t>JSONBlob</w:t>
-      </w:r>
-      <w:r>
-        <w:rPr>
-          <w:rFonts w:ascii="Times New Roman" w:eastAsia="Times New Roman" w:hAnsi="Times New Roman" w:cs="Times New Roman"/>
-          <w:b/>
-          <w:bCs/>
-          <w:spacing w:val="-10"/>
-          <w:kern w:val="0"/>
-          <w:position w:val="2"/>
-          <w:lang w:eastAsia="id-ID"/>
-          <w14:ligatures w14:val="none"/>
-        </w:rPr>
-        <w:t xml:space="preserve"> </w:t>
-      </w:r>
-      <w:r>
-        <w:rPr>
-          <w:rFonts w:ascii="Times New Roman" w:eastAsia="Times New Roman" w:hAnsi="Times New Roman" w:cs="Times New Roman"/>
-          <w:b/>
-          <w:bCs/>
-          <w:spacing w:val="-10"/>
-          <w:kern w:val="0"/>
-          <w:position w:val="2"/>
-          <w:lang w:eastAsia="id-ID"/>
-          <w14:ligatures w14:val="none"/>
-        </w:rPr>
-        <w:t>API</w:t>
+        <w:t>JSONBlob API</w:t>
       </w:r>
       <w:r>
         <w:rPr>
@@ -6840,29 +6825,7 @@
           <w:lang w:eastAsia="id-ID"/>
           <w14:ligatures w14:val="none"/>
         </w:rPr>
-        <w:t> sebagai</w:t>
-      </w:r>
-      <w:r>
-        <w:rPr>
-          <w:rFonts w:ascii="Times New Roman" w:eastAsia="Times New Roman" w:hAnsi="Times New Roman" w:cs="Times New Roman"/>
-          <w:spacing w:val="-10"/>
-          <w:kern w:val="0"/>
-          <w:position w:val="2"/>
-          <w:lang w:eastAsia="id-ID"/>
-          <w14:ligatures w14:val="none"/>
-        </w:rPr>
-        <w:t xml:space="preserve"> </w:t>
-      </w:r>
-      <w:r>
-        <w:rPr>
-          <w:rFonts w:ascii="Times New Roman" w:eastAsia="Times New Roman" w:hAnsi="Times New Roman" w:cs="Times New Roman"/>
-          <w:spacing w:val="-10"/>
-          <w:kern w:val="0"/>
-          <w:position w:val="2"/>
-          <w:lang w:eastAsia="id-ID"/>
-          <w14:ligatures w14:val="none"/>
-        </w:rPr>
-        <w:t>database/layanan penyimpanan berbasis </w:t>
+        <w:t> sebagai database/layanan penyimpanan berbasis </w:t>
       </w:r>
       <w:r>
         <w:rPr>
@@ -10844,6 +10807,65 @@
         </w:rPr>
         <w:t>.</w:t>
       </w:r>
+    </w:p>
+    <w:p>
+      <w:pPr>
+        <w:pStyle w:val="Heading1"/>
+        <w:numPr>
+          <w:ilvl w:val="0"/>
+          <w:numId w:val="22"/>
+        </w:numPr>
+        <w:rPr>
+          <w:lang w:val="en-US"/>
+        </w:rPr>
+      </w:pPr>
+      <w:r>
+        <w:rPr>
+          <w:lang w:val="en-US"/>
+        </w:rPr>
+        <w:t>Use</w:t>
+      </w:r>
+      <w:r>
+        <w:rPr>
+          <w:lang w:val="en-US"/>
+        </w:rPr>
+        <w:t>r Interface (UI)</w:t>
+      </w:r>
+    </w:p>
+    <w:p>
+      <w:pPr>
+        <w:pStyle w:val="Heading1"/>
+        <w:numPr>
+          <w:ilvl w:val="0"/>
+          <w:numId w:val="22"/>
+        </w:numPr>
+        <w:rPr>
+          <w:lang w:val="en-US"/>
+        </w:rPr>
+      </w:pPr>
+      <w:r>
+        <w:rPr>
+          <w:lang w:val="en-US"/>
+        </w:rPr>
+        <w:t>Kesimpulan dan Saran</w:t>
+      </w:r>
+    </w:p>
+    <w:p>
+      <w:pPr>
+        <w:rPr>
+          <w:lang w:val="en-US"/>
+        </w:rPr>
+      </w:pPr>
+    </w:p>
+    <w:p>
+      <w:pPr>
+        <w:pStyle w:val="ListParagraph"/>
+        <w:ind w:left="0"/>
+        <w:jc w:val="both"/>
+        <w:rPr>
+          <w:rFonts w:ascii="Times New Roman" w:hAnsi="Times New Roman" w:cs="Times New Roman"/>
+        </w:rPr>
+      </w:pPr>
     </w:p>
     <w:p>
       <w:pPr>
@@ -14138,6 +14160,7 @@
   <w:style w:type="character" w:default="1" w:styleId="DefaultParagraphFont">
     <w:name w:val="Default Paragraph Font"/>
     <w:uiPriority w:val="1"/>
+    <w:semiHidden/>
     <w:unhideWhenUsed/>
   </w:style>
   <w:style w:type="table" w:default="1" w:styleId="TableNormal">
